--- a/Tasks.docx
+++ b/Tasks.docx
@@ -277,16 +277,32 @@
         </w:numPr>
         <w:spacing w:after="0"/>
         <w:jc w:val="both"/>
-      </w:pPr>
-      <w:r>
+        <w:rPr>
+          <w:b/>
+          <w:bCs/>
+        </w:rPr>
+      </w:pPr>
+      <w:r>
+        <w:rPr>
+          <w:b/>
+          <w:bCs/>
+        </w:rPr>
         <w:t xml:space="preserve">Отображение списка задач через </w:t>
       </w:r>
       <w:proofErr w:type="spellStart"/>
       <w:r>
+        <w:rPr>
+          <w:b/>
+          <w:bCs/>
+        </w:rPr>
         <w:t>пагинатор</w:t>
       </w:r>
       <w:proofErr w:type="spellEnd"/>
       <w:r>
+        <w:rPr>
+          <w:b/>
+          <w:bCs/>
+        </w:rPr>
         <w:t xml:space="preserve"> по 10 задач за раз с шагом 10 задач.</w:t>
       </w:r>
     </w:p>
@@ -299,8 +315,16 @@
         </w:numPr>
         <w:spacing w:after="0"/>
         <w:jc w:val="both"/>
-      </w:pPr>
-      <w:r>
+        <w:rPr>
+          <w:b/>
+          <w:bCs/>
+        </w:rPr>
+      </w:pPr>
+      <w:r>
+        <w:rPr>
+          <w:b/>
+          <w:bCs/>
+        </w:rPr>
         <w:t>Возможность сортировать по категориям задачи.</w:t>
       </w:r>
     </w:p>

--- a/Tasks.docx
+++ b/Tasks.docx
@@ -199,8 +199,16 @@
         </w:numPr>
         <w:spacing w:after="0"/>
         <w:jc w:val="both"/>
-      </w:pPr>
-      <w:r>
+        <w:rPr>
+          <w:b/>
+          <w:bCs/>
+        </w:rPr>
+      </w:pPr>
+      <w:r>
+        <w:rPr>
+          <w:b/>
+          <w:bCs/>
+        </w:rPr>
         <w:t xml:space="preserve">Полноценные возможности </w:t>
       </w:r>
       <w:r>
@@ -215,13 +223,22 @@
         <w:rPr>
           <w:lang w:val="en-US"/>
         </w:rPr>
-        <w:t>ud</w:t>
-      </w:r>
-      <w:r>
-        <w:t xml:space="preserve"> </w:t>
-      </w:r>
-      <w:r>
-        <w:t>для пользователя с его списком задач.</w:t>
+        <w:t>u</w:t>
+      </w:r>
+      <w:r>
+        <w:rPr>
+          <w:b/>
+          <w:bCs/>
+          <w:lang w:val="en-US"/>
+        </w:rPr>
+        <w:t>d</w:t>
+      </w:r>
+      <w:r>
+        <w:rPr>
+          <w:b/>
+          <w:bCs/>
+        </w:rPr>
+        <w:t xml:space="preserve"> для пользователя с его списком задач.</w:t>
       </w:r>
     </w:p>
     <w:p>
@@ -337,8 +354,16 @@
         </w:numPr>
         <w:spacing w:after="0"/>
         <w:jc w:val="both"/>
-      </w:pPr>
-      <w:r>
+        <w:rPr>
+          <w:b/>
+          <w:bCs/>
+        </w:rPr>
+      </w:pPr>
+      <w:r>
+        <w:rPr>
+          <w:b/>
+          <w:bCs/>
+        </w:rPr>
         <w:t>Возможность поставить срок выполнения задачи.</w:t>
       </w:r>
     </w:p>
@@ -542,8 +567,16 @@
         </w:numPr>
         <w:spacing w:after="0"/>
         <w:jc w:val="both"/>
-      </w:pPr>
-      <w:r>
+        <w:rPr>
+          <w:b/>
+          <w:bCs/>
+        </w:rPr>
+      </w:pPr>
+      <w:r>
+        <w:rPr>
+          <w:b/>
+          <w:bCs/>
+        </w:rPr>
         <w:t xml:space="preserve">Полноценные возможности </w:t>
       </w:r>
       <w:r>
@@ -552,27 +585,28 @@
           <w:bCs/>
           <w:lang w:val="en-US"/>
         </w:rPr>
-        <w:t>c</w:t>
-      </w:r>
-      <w:r>
-        <w:rPr>
-          <w:b/>
-          <w:bCs/>
+        <w:t>cr</w:t>
+      </w:r>
+      <w:r>
+        <w:rPr>
           <w:lang w:val="en-US"/>
         </w:rPr>
-        <w:t>r</w:t>
-      </w:r>
-      <w:r>
-        <w:rPr>
+        <w:t>u</w:t>
+      </w:r>
+      <w:r>
+        <w:rPr>
+          <w:b/>
+          <w:bCs/>
           <w:lang w:val="en-US"/>
         </w:rPr>
-        <w:t>ud</w:t>
-      </w:r>
-      <w:r>
-        <w:t xml:space="preserve"> </w:t>
-      </w:r>
-      <w:r>
-        <w:t>для пользователя с его списком задач.</w:t>
+        <w:t>d</w:t>
+      </w:r>
+      <w:r>
+        <w:rPr>
+          <w:b/>
+          <w:bCs/>
+        </w:rPr>
+        <w:t xml:space="preserve"> для пользователя с его списком задач.</w:t>
       </w:r>
     </w:p>
     <w:p>
